--- a/tillsyn/A 35848-2026 tillsynsbegäran.docx
+++ b/tillsyn/A 35848-2026 tillsynsbegäran.docx
@@ -258,7 +258,7 @@
     <w:r>
       <w:tab/>
       <w:tab/>
-      <w:t>2026-09-01</w:t>
+      <w:t>2026-09-02</w:t>
       <w:br/>
       <w:br/>
     </w:r>

--- a/tillsyn/A 35848-2026 tillsynsbegäran.docx
+++ b/tillsyn/A 35848-2026 tillsynsbegäran.docx
@@ -258,7 +258,7 @@
     <w:r>
       <w:tab/>
       <w:tab/>
-      <w:t>2026-09-02</w:t>
+      <w:t>2026-09-03</w:t>
       <w:br/>
       <w:br/>
     </w:r>

--- a/tillsyn/A 35848-2026 tillsynsbegäran.docx
+++ b/tillsyn/A 35848-2026 tillsynsbegäran.docx
@@ -258,7 +258,7 @@
     <w:r>
       <w:tab/>
       <w:tab/>
-      <w:t>2026-09-03</w:t>
+      <w:t>2026-09-04</w:t>
       <w:br/>
       <w:br/>
     </w:r>

--- a/tillsyn/A 35848-2026 tillsynsbegäran.docx
+++ b/tillsyn/A 35848-2026 tillsynsbegäran.docx
@@ -258,7 +258,7 @@
     <w:r>
       <w:tab/>
       <w:tab/>
-      <w:t>2026-09-04</w:t>
+      <w:t>2026-09-05</w:t>
       <w:br/>
       <w:br/>
     </w:r>

--- a/tillsyn/A 35848-2026 tillsynsbegäran.docx
+++ b/tillsyn/A 35848-2026 tillsynsbegäran.docx
@@ -65,7 +65,7 @@
     </w:p>
     <w:p>
       <w:r>
-        <w:t>Inom 20 meter från avverkningsanmälan finns fynd av 23 naturvårdsarter, varav 18 är rödlistade, 2 är fridlysta, 1 är typisk (T) och 2 är signalarter (S): brunfläckig pärlemorfjäril (VU), gulbrunt nejlikfly (VU), silverblåvinge (VU), smalsprötad bastardsvärmare (VU), violettkantad guldvinge (VU), ängsblåvinge (VU), almsnabbvinge (NT), brunflammig fältmätare (NT), humlerotfjäril (NT), klubbsprötad bastardsvärmare (NT), kvadratmott (NT), mindre stamfly (NT), mindre tåtelsmygare (NT), praktnejlikfly (NT), silversmygare (NT), sotnätfjäril (NT), svart skogssnigel (NT), vitfläckig guldvinge (NT), dolkstekelsglasvinge (S), större träfjäril (S), vitsippa (T), mindre vattensalamander (§6) och vanlig padda (§6). Se Figur 1.</w:t>
+        <w:t>Inom 20 meter från avverkningsanmälan finns fynd av 26 naturvårdsarter, varav 20 är rödlistade, 3 är fridlysta, 1 är typisk (T) och 2 är signalarter (S): brunfläckig pärlemorfjäril (VU), gulbrunt nejlikfly (VU), mindre bastardsvärmare (VU), sexfläckig bastardsvärmare (VU), silverblåvinge (VU), smalsprötad bastardsvärmare (VU), violettkantad guldvinge (VU), ängsblåvinge (VU), almsnabbvinge (NT), brunflammig fältmätare (NT), humlerotfjäril (NT), klubbsprötad bastardsvärmare (NT), kvadratmott (NT), mindre stamfly (NT), mindre tåtelsmygare (NT), praktnejlikfly (NT), silversmygare (NT), sotnätfjäril (NT), svart skogssnigel (NT), vitfläckig guldvinge (NT), dolkstekelsglasvinge (S), större träfjäril (S), vitsippa (T), kopparödla (§6), mindre vattensalamander (§6) och vanlig padda (§6). Se Figur 1.</w:t>
       </w:r>
     </w:p>
     <w:p>
@@ -258,7 +258,7 @@
     <w:r>
       <w:tab/>
       <w:tab/>
-      <w:t>2026-09-05</w:t>
+      <w:t>2026-09-06</w:t>
       <w:br/>
       <w:br/>
     </w:r>

--- a/tillsyn/A 35848-2026 tillsynsbegäran.docx
+++ b/tillsyn/A 35848-2026 tillsynsbegäran.docx
@@ -258,7 +258,7 @@
     <w:r>
       <w:tab/>
       <w:tab/>
-      <w:t>2026-09-06</w:t>
+      <w:t>2026-09-07</w:t>
       <w:br/>
       <w:br/>
     </w:r>

--- a/tillsyn/A 35848-2026 tillsynsbegäran.docx
+++ b/tillsyn/A 35848-2026 tillsynsbegäran.docx
@@ -258,7 +258,7 @@
     <w:r>
       <w:tab/>
       <w:tab/>
-      <w:t>2026-09-07</w:t>
+      <w:t>2026-09-08</w:t>
       <w:br/>
       <w:br/>
     </w:r>

--- a/tillsyn/A 35848-2026 tillsynsbegäran.docx
+++ b/tillsyn/A 35848-2026 tillsynsbegäran.docx
@@ -258,7 +258,7 @@
     <w:r>
       <w:tab/>
       <w:tab/>
-      <w:t>2026-09-08</w:t>
+      <w:t>2026-09-09</w:t>
       <w:br/>
       <w:br/>
     </w:r>

--- a/tillsyn/A 35848-2026 tillsynsbegäran.docx
+++ b/tillsyn/A 35848-2026 tillsynsbegäran.docx
@@ -258,7 +258,7 @@
     <w:r>
       <w:tab/>
       <w:tab/>
-      <w:t>2026-09-09</w:t>
+      <w:t>2026-09-10</w:t>
       <w:br/>
       <w:br/>
     </w:r>

--- a/tillsyn/A 35848-2026 tillsynsbegäran.docx
+++ b/tillsyn/A 35848-2026 tillsynsbegäran.docx
@@ -258,7 +258,7 @@
     <w:r>
       <w:tab/>
       <w:tab/>
-      <w:t>2026-09-10</w:t>
+      <w:t>2026-09-11</w:t>
       <w:br/>
       <w:br/>
     </w:r>

--- a/tillsyn/A 35848-2026 tillsynsbegäran.docx
+++ b/tillsyn/A 35848-2026 tillsynsbegäran.docx
@@ -258,7 +258,7 @@
     <w:r>
       <w:tab/>
       <w:tab/>
-      <w:t>2026-09-11</w:t>
+      <w:t>2026-09-12</w:t>
       <w:br/>
       <w:br/>
     </w:r>
